--- a/Jenkins/Assignment1/Assignment1.docx
+++ b/Jenkins/Assignment1/Assignment1.docx
@@ -23,15 +23,200 @@
     </w:p>
     <w:p>
       <w:r>
-        <w:t xml:space="preserve">Create index.html and deploy using httpd server using </w:t>
-      </w:r>
-      <w:proofErr w:type="gramStart"/>
-      <w:r>
-        <w:t>Jenkins</w:t>
-      </w:r>
-      <w:proofErr w:type="gramEnd"/>
-      <w:r>
-        <w:t xml:space="preserve"> build.</w:t>
+        <w:t>Create index.html and deploy using httpd server using Jenkins build.</w:t>
+      </w:r>
+    </w:p>
+    <w:p>
+      <w:r>
+        <w:t>Create new freestyle Jenkins job and below shell script in build steps.</w:t>
+      </w:r>
+    </w:p>
+    <w:p>
+      <w:pPr>
+        <w:ind w:left="720"/>
+      </w:pPr>
+      <w:r>
+        <w:t>#!/bin/bash</w:t>
+      </w:r>
+    </w:p>
+    <w:p>
+      <w:pPr>
+        <w:ind w:left="720"/>
+      </w:pPr>
+    </w:p>
+    <w:p>
+      <w:pPr>
+        <w:ind w:left="720"/>
+      </w:pPr>
+      <w:r>
+        <w:t>echo "Starting deployment script..."</w:t>
+      </w:r>
+    </w:p>
+    <w:p>
+      <w:pPr>
+        <w:ind w:left="720"/>
+      </w:pPr>
+    </w:p>
+    <w:p>
+      <w:pPr>
+        <w:ind w:left="720"/>
+      </w:pPr>
+      <w:r>
+        <w:t># 1. Install Apache HTTP Server (httpd)</w:t>
+      </w:r>
+    </w:p>
+    <w:p>
+      <w:pPr>
+        <w:ind w:left="720"/>
+      </w:pPr>
+      <w:r>
+        <w:t>yum install httpd -y</w:t>
+      </w:r>
+    </w:p>
+    <w:p>
+      <w:pPr>
+        <w:ind w:left="720"/>
+      </w:pPr>
+    </w:p>
+    <w:p>
+      <w:pPr>
+        <w:ind w:left="720"/>
+      </w:pPr>
+      <w:r>
+        <w:t># 2. Start the httpd service</w:t>
+      </w:r>
+    </w:p>
+    <w:p>
+      <w:pPr>
+        <w:ind w:left="720"/>
+      </w:pPr>
+      <w:r>
+        <w:t>systemctl start httpd</w:t>
+      </w:r>
+    </w:p>
+    <w:p>
+      <w:pPr>
+        <w:ind w:left="720"/>
+      </w:pPr>
+    </w:p>
+    <w:p>
+      <w:pPr>
+        <w:ind w:left="720"/>
+      </w:pPr>
+      <w:r>
+        <w:t># 3. Enable httpd so it starts automatically if the server reboots</w:t>
+      </w:r>
+    </w:p>
+    <w:p>
+      <w:pPr>
+        <w:ind w:left="720"/>
+      </w:pPr>
+      <w:r>
+        <w:t>sudo systemctl enable httpd</w:t>
+      </w:r>
+    </w:p>
+    <w:p>
+      <w:pPr>
+        <w:ind w:left="720"/>
+      </w:pPr>
+    </w:p>
+    <w:p>
+      <w:pPr>
+        <w:ind w:left="720"/>
+      </w:pPr>
+      <w:r>
+        <w:t># 4. Create the index.html</w:t>
+      </w:r>
+    </w:p>
+    <w:p>
+      <w:pPr>
+        <w:ind w:left="720"/>
+      </w:pPr>
+      <w:r>
+        <w:t>echo "&lt;h1&gt;Hello from Jenkins!&lt;/h1&gt;" &gt; index.html</w:t>
+      </w:r>
+    </w:p>
+    <w:p>
+      <w:pPr>
+        <w:ind w:left="720"/>
+      </w:pPr>
+      <w:r>
+        <w:t>cp index.html /var/www/html/index.html</w:t>
+      </w:r>
+    </w:p>
+    <w:p>
+      <w:pPr>
+        <w:ind w:left="720"/>
+      </w:pPr>
+      <w:r>
+        <w:t>chmod -R 755 /var/www/html</w:t>
+      </w:r>
+    </w:p>
+    <w:p>
+      <w:pPr>
+        <w:ind w:left="720"/>
+      </w:pPr>
+    </w:p>
+    <w:p>
+      <w:pPr>
+        <w:ind w:left="720"/>
+      </w:pPr>
+      <w:r>
+        <w:t># 5. Restart the server to ensure all changes are live</w:t>
+      </w:r>
+    </w:p>
+    <w:p>
+      <w:pPr>
+        <w:ind w:left="720"/>
+      </w:pPr>
+      <w:r>
+        <w:t>sudo systemctl restart httpd</w:t>
+      </w:r>
+    </w:p>
+    <w:p/>
+    <w:p>
+      <w:r>
+        <w:t>Output:</w:t>
+      </w:r>
+      <w:r>
+        <w:br/>
+      </w:r>
+      <w:r>
+        <w:drawing>
+          <wp:inline distT="0" distB="0" distL="0" distR="0" wp14:anchorId="4254AD84" wp14:editId="0572C100">
+            <wp:extent cx="5731510" cy="1619250"/>
+            <wp:effectExtent l="0" t="0" r="2540" b="0"/>
+            <wp:docPr id="1" name="Picture 1"/>
+            <wp:cNvGraphicFramePr>
+              <a:graphicFrameLocks xmlns:a="http://schemas.openxmlformats.org/drawingml/2006/main" noChangeAspect="1"/>
+            </wp:cNvGraphicFramePr>
+            <a:graphic xmlns:a="http://schemas.openxmlformats.org/drawingml/2006/main">
+              <a:graphicData uri="http://schemas.openxmlformats.org/drawingml/2006/picture">
+                <pic:pic xmlns:pic="http://schemas.openxmlformats.org/drawingml/2006/picture">
+                  <pic:nvPicPr>
+                    <pic:cNvPr id="1" name=""/>
+                    <pic:cNvPicPr/>
+                  </pic:nvPicPr>
+                  <pic:blipFill>
+                    <a:blip r:embed="rId4"/>
+                    <a:stretch>
+                      <a:fillRect/>
+                    </a:stretch>
+                  </pic:blipFill>
+                  <pic:spPr>
+                    <a:xfrm>
+                      <a:off x="0" y="0"/>
+                      <a:ext cx="5731510" cy="1619250"/>
+                    </a:xfrm>
+                    <a:prstGeom prst="rect">
+                      <a:avLst/>
+                    </a:prstGeom>
+                  </pic:spPr>
+                </pic:pic>
+              </a:graphicData>
+            </a:graphic>
+          </wp:inline>
+        </w:drawing>
       </w:r>
     </w:p>
     <w:sectPr>
